--- a/Flutter.docx
+++ b/Flutter.docx
@@ -1162,24 +1162,16 @@
           <w:szCs w:val="24"/>
         </w:rPr>
       </w:pPr>
-      <w:proofErr w:type="spellStart"/>
-      <w:r>
-        <w:rPr>
-          <w:b/>
-          <w:sz w:val="24"/>
-          <w:szCs w:val="24"/>
-        </w:rPr>
-        <w:t>Widget</w:t>
-      </w:r>
-      <w:proofErr w:type="spellEnd"/>
-      <w:r>
-        <w:rPr>
-          <w:b/>
-          <w:sz w:val="24"/>
-          <w:szCs w:val="24"/>
-        </w:rPr>
-        <w:t xml:space="preserve"> coluna e linha</w:t>
-      </w:r>
+      <w:r>
+        <w:rPr>
+          <w:b/>
+          <w:sz w:val="24"/>
+          <w:szCs w:val="24"/>
+        </w:rPr>
+        <w:t xml:space="preserve">  </w:t>
+      </w:r>
+      <w:bookmarkStart w:id="0" w:name="_GoBack"/>
+      <w:bookmarkEnd w:id="0"/>
     </w:p>
     <w:p>
       <w:pPr>
@@ -1196,30 +1188,59 @@
           <w:sz w:val="24"/>
           <w:szCs w:val="24"/>
         </w:rPr>
-        <w:t>Column</w:t>
-      </w:r>
-      <w:proofErr w:type="spellEnd"/>
+        <w:t>Widget</w:t>
+      </w:r>
+      <w:proofErr w:type="spellEnd"/>
+      <w:r>
+        <w:rPr>
+          <w:b/>
+          <w:sz w:val="24"/>
+          <w:szCs w:val="24"/>
+        </w:rPr>
+        <w:t xml:space="preserve"> coluna e linha</w:t>
+      </w:r>
     </w:p>
     <w:p>
       <w:pPr>
         <w:rPr>
-          <w:sz w:val="24"/>
-          <w:szCs w:val="24"/>
-        </w:rPr>
-      </w:pPr>
-      <w:r>
-        <w:t>Permite colocar vários elementos um abaixo do outro</w:t>
-      </w:r>
+          <w:b/>
+          <w:sz w:val="24"/>
+          <w:szCs w:val="24"/>
+        </w:rPr>
+      </w:pPr>
+      <w:proofErr w:type="spellStart"/>
+      <w:r>
+        <w:rPr>
+          <w:b/>
+          <w:sz w:val="24"/>
+          <w:szCs w:val="24"/>
+        </w:rPr>
+        <w:t>Column</w:t>
+      </w:r>
+      <w:proofErr w:type="spellEnd"/>
     </w:p>
     <w:p>
       <w:pPr>
         <w:rPr>
-          <w:b/>
-          <w:sz w:val="24"/>
-          <w:szCs w:val="24"/>
-        </w:rPr>
-      </w:pPr>
-      <w:bookmarkStart w:id="0" w:name="_GoBack"/>
+          <w:sz w:val="24"/>
+          <w:szCs w:val="24"/>
+        </w:rPr>
+      </w:pPr>
+      <w:r>
+        <w:t>Permite colocar vários elementos um abaixo do outro</w:t>
+      </w:r>
+      <w:r>
+        <w:t>. Ocupa todo espaço vertical por padrão.</w:t>
+      </w:r>
+    </w:p>
+    <w:p>
+      <w:pPr>
+        <w:rPr>
+          <w:b/>
+          <w:sz w:val="24"/>
+          <w:szCs w:val="24"/>
+        </w:rPr>
+      </w:pPr>
       <w:proofErr w:type="spellStart"/>
       <w:r>
         <w:rPr>
@@ -1231,7 +1252,6 @@
       </w:r>
       <w:proofErr w:type="spellEnd"/>
     </w:p>
-    <w:bookmarkEnd w:id="0"/>
     <w:p>
       <w:pPr>
         <w:rPr>
@@ -1250,16 +1270,74 @@
         <w:rPr>
           <w:sz w:val="24"/>
           <w:szCs w:val="24"/>
+        </w:rPr>
+        <w:t>do</w:t>
+      </w:r>
+      <w:r>
+        <w:rPr>
+          <w:sz w:val="24"/>
+          <w:szCs w:val="24"/>
+        </w:rPr>
+        <w:t xml:space="preserve"> outro.</w:t>
+      </w:r>
+    </w:p>
+    <w:p>
+      <w:pPr>
+        <w:rPr>
+          <w:b/>
+          <w:sz w:val="24"/>
+          <w:szCs w:val="24"/>
+        </w:rPr>
+      </w:pPr>
+      <w:proofErr w:type="spellStart"/>
+      <w:r>
+        <w:rPr>
+          <w:b/>
+          <w:sz w:val="24"/>
+          <w:szCs w:val="24"/>
+        </w:rPr>
+        <w:t>Widget</w:t>
+      </w:r>
+      <w:proofErr w:type="spellEnd"/>
+      <w:r>
+        <w:rPr>
+          <w:b/>
+          <w:sz w:val="24"/>
+          <w:szCs w:val="24"/>
+        </w:rPr>
+        <w:t xml:space="preserve"> sem estado e com estado</w:t>
+      </w:r>
+    </w:p>
+    <w:p>
+      <w:pPr>
+        <w:rPr>
+          <w:sz w:val="24"/>
+          <w:szCs w:val="24"/>
           <w:u w:val="single"/>
         </w:rPr>
-        <w:t>do</w:t>
-      </w:r>
-      <w:r>
-        <w:rPr>
-          <w:sz w:val="24"/>
-          <w:szCs w:val="24"/>
-        </w:rPr>
-        <w:t xml:space="preserve"> outro.</w:t>
+      </w:pPr>
+      <w:r>
+        <w:rPr>
+          <w:sz w:val="24"/>
+          <w:szCs w:val="24"/>
+        </w:rPr>
+        <w:t xml:space="preserve">Devemos usar </w:t>
+      </w:r>
+      <w:proofErr w:type="spellStart"/>
+      <w:r>
+        <w:rPr>
+          <w:sz w:val="24"/>
+          <w:szCs w:val="24"/>
+        </w:rPr>
+        <w:t>widget</w:t>
+      </w:r>
+      <w:proofErr w:type="spellEnd"/>
+      <w:r>
+        <w:rPr>
+          <w:sz w:val="24"/>
+          <w:szCs w:val="24"/>
+        </w:rPr>
+        <w:t xml:space="preserve"> sem estado, caso o nosso componente não altere estados internos que reflitam na UI. Já nos demais casos devemos usar o componente com estado.</w:t>
       </w:r>
     </w:p>
     <w:sectPr>
